--- a/Documentation/BufferPool Lab1 Documentation.docx
+++ b/Documentation/BufferPool Lab1 Documentation.docx
@@ -1,6 +1,6 @@
 
 <file path=word/document.xml><?xml version="1.0" encoding="utf-8"?>
-<w:document xmlns:wpc="http://schemas.microsoft.com/office/word/2010/wordprocessingCanvas" xmlns:cx="http://schemas.microsoft.com/office/drawing/2014/chartex" xmlns:cx1="http://schemas.microsoft.com/office/drawing/2015/9/8/chartex" xmlns:cx2="http://schemas.microsoft.com/office/drawing/2015/10/21/chartex" xmlns:cx3="http://schemas.microsoft.com/office/drawing/2016/5/9/chartex" xmlns:cx4="http://schemas.microsoft.com/office/drawing/2016/5/10/chartex" xmlns:cx5="http://schemas.microsoft.com/office/drawing/2016/5/11/chartex" xmlns:cx6="http://schemas.microsoft.com/office/drawing/2016/5/12/chartex" xmlns:cx7="http://schemas.microsoft.com/office/drawing/2016/5/13/chartex" xmlns:cx8="http://schemas.microsoft.com/office/drawing/2016/5/14/chartex" xmlns:mc="http://schemas.openxmlformats.org/markup-compatibility/2006" xmlns:aink="http://schemas.microsoft.com/office/drawing/2016/ink" xmlns:am3d="http://schemas.microsoft.com/office/drawing/2017/model3d" xmlns:o="urn:schemas-microsoft-com:office:office" xmlns:oel="http://schemas.microsoft.com/office/2019/extlst" xmlns:r="http://schemas.openxmlformats.org/officeDocument/2006/relationships" xmlns:m="http://schemas.openxmlformats.org/officeDocument/2006/math" xmlns:v="urn:schemas-microsoft-com:vml" xmlns:wp14="http://schemas.microsoft.com/office/word/2010/wordprocessingDrawing" xmlns:wp="http://schemas.openxmlformats.org/drawingml/2006/wordprocessingDrawing" xmlns:w10="urn:schemas-microsoft-com:office:word" xmlns:w="http://schemas.openxmlformats.org/wordprocessingml/2006/main" xmlns:w14="http://schemas.microsoft.com/office/word/2010/wordml" xmlns:w15="http://schemas.microsoft.com/office/word/2012/wordml" xmlns:w16cex="http://schemas.microsoft.com/office/word/2018/wordml/cex" xmlns:w16cid="http://schemas.microsoft.com/office/word/2016/wordml/cid" xmlns:w16="http://schemas.microsoft.com/office/word/2018/wordml" xmlns:w16sdtdh="http://schemas.microsoft.com/office/word/2020/wordml/sdtdatahash" xmlns:w16se="http://schemas.microsoft.com/office/word/2015/wordml/symex" xmlns:wpg="http://schemas.microsoft.com/office/word/2010/wordprocessingGroup" xmlns:wpi="http://schemas.microsoft.com/office/word/2010/wordprocessingInk" xmlns:wne="http://schemas.microsoft.com/office/word/2006/wordml" xmlns:wps="http://schemas.microsoft.com/office/word/2010/wordprocessingShape" mc:Ignorable="w14 w15 w16se w16cid w16 w16cex w16sdtdh wp14">
+<w:document xmlns:wpc="http://schemas.microsoft.com/office/word/2010/wordprocessingCanvas" xmlns:cx="http://schemas.microsoft.com/office/drawing/2014/chartex" xmlns:cx1="http://schemas.microsoft.com/office/drawing/2015/9/8/chartex" xmlns:cx2="http://schemas.microsoft.com/office/drawing/2015/10/21/chartex" xmlns:cx3="http://schemas.microsoft.com/office/drawing/2016/5/9/chartex" xmlns:cx4="http://schemas.microsoft.com/office/drawing/2016/5/10/chartex" xmlns:cx5="http://schemas.microsoft.com/office/drawing/2016/5/11/chartex" xmlns:cx6="http://schemas.microsoft.com/office/drawing/2016/5/12/chartex" xmlns:cx7="http://schemas.microsoft.com/office/drawing/2016/5/13/chartex" xmlns:cx8="http://schemas.microsoft.com/office/drawing/2016/5/14/chartex" xmlns:mc="http://schemas.openxmlformats.org/markup-compatibility/2006" xmlns:aink="http://schemas.microsoft.com/office/drawing/2016/ink" xmlns:am3d="http://schemas.microsoft.com/office/drawing/2017/model3d" xmlns:o="urn:schemas-microsoft-com:office:office" xmlns:oel="http://schemas.microsoft.com/office/2019/extlst" xmlns:r="http://schemas.openxmlformats.org/officeDocument/2006/relationships" xmlns:m="http://schemas.openxmlformats.org/officeDocument/2006/math" xmlns:v="urn:schemas-microsoft-com:vml" xmlns:wp14="http://schemas.microsoft.com/office/word/2010/wordprocessingDrawing" xmlns:wp="http://schemas.openxmlformats.org/drawingml/2006/wordprocessingDrawing" xmlns:w10="urn:schemas-microsoft-com:office:word" xmlns:w="http://schemas.openxmlformats.org/wordprocessingml/2006/main" xmlns:w14="http://schemas.microsoft.com/office/word/2010/wordml" xmlns:w15="http://schemas.microsoft.com/office/word/2012/wordml" xmlns:w16cex="http://schemas.microsoft.com/office/word/2018/wordml/cex" xmlns:w16cid="http://schemas.microsoft.com/office/word/2016/wordml/cid" xmlns:w16="http://schemas.microsoft.com/office/word/2018/wordml" xmlns:w16du="http://schemas.microsoft.com/office/word/2023/wordml/word16du" xmlns:w16sdtdh="http://schemas.microsoft.com/office/word/2020/wordml/sdtdatahash" xmlns:w16sdtfl="http://schemas.microsoft.com/office/word/2024/wordml/sdtformatlock" xmlns:w16se="http://schemas.microsoft.com/office/word/2015/wordml/symex" xmlns:wpg="http://schemas.microsoft.com/office/word/2010/wordprocessingGroup" xmlns:wpi="http://schemas.microsoft.com/office/word/2010/wordprocessingInk" xmlns:wne="http://schemas.microsoft.com/office/word/2006/wordml" xmlns:wps="http://schemas.microsoft.com/office/word/2010/wordprocessingShape" mc:Ignorable="w14 w15 w16se w16cid w16 w16cex w16sdtdh w16sdtfl w16du wp14">
   <w:body>
     <w:p>
       <w:pPr>
@@ -2047,7 +2047,7 @@
                 <v:stroke joinstyle="miter"/>
                 <v:path gradientshapeok="t" o:connecttype="rect"/>
               </v:shapetype>
-              <v:shape id="Text Box 2" o:spid="_x0000_s1026" type="#_x0000_t202" style="position:absolute;left:0;text-align:left;margin-left:410.3pt;margin-top:26.05pt;width:461.5pt;height:110.6pt;z-index:251659264;visibility:visible;mso-wrap-style:square;mso-width-percent:0;mso-height-percent:200;mso-wrap-distance-left:9pt;mso-wrap-distance-top:3.6pt;mso-wrap-distance-right:9pt;mso-wrap-distance-bottom:3.6pt;mso-position-horizontal:right;mso-position-horizontal-relative:margin;mso-position-vertical:absolute;mso-position-vertical-relative:text;mso-width-percent:0;mso-height-percent:200;mso-width-relative:margin;mso-height-relative:margin;v-text-anchor:top" o:gfxdata="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">
+              <v:shape id="Text Box 2" o:spid="_x0000_s1026" type="#_x0000_t202" style="position:absolute;left:0;text-align:left;margin-left:410.3pt;margin-top:26.05pt;width:461.5pt;height:110.6pt;z-index:251659264;visibility:visible;mso-wrap-style:square;mso-width-percent:0;mso-height-percent:200;mso-wrap-distance-left:9pt;mso-wrap-distance-top:3.6pt;mso-wrap-distance-right:9pt;mso-wrap-distance-bottom:3.6pt;mso-position-horizontal:right;mso-position-horizontal-relative:margin;mso-position-vertical:absolute;mso-position-vertical-relative:text;mso-width-percent:0;mso-height-percent:200;mso-width-relative:margin;mso-height-relative:margin;v-text-anchor:top" o:gfxdata="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">
                 <v:textbox style="mso-fit-shape-to-text:t">
                   <w:txbxContent>
                     <w:p>
@@ -2232,7 +2232,15 @@
         <w:jc w:val="both"/>
       </w:pPr>
       <w:r>
-        <w:t xml:space="preserve">Unzip the file and store it the path under: </w:t>
+        <w:t xml:space="preserve">Unzip the file and store it the path </w:t>
+      </w:r>
+      <w:proofErr w:type="gramStart"/>
+      <w:r>
+        <w:t>under:</w:t>
+      </w:r>
+      <w:proofErr w:type="gramEnd"/>
+      <w:r>
+        <w:t xml:space="preserve"> </w:t>
       </w:r>
       <w:r>
         <w:rPr>
@@ -2258,7 +2266,40 @@
         <w:t>/main/java/project_645/DB files</w:t>
       </w:r>
       <w:r>
-        <w:t xml:space="preserve"> </w:t>
+        <w:t xml:space="preserve">, and under </w:t>
+      </w:r>
+      <w:r>
+        <w:rPr>
+          <w:b/>
+          <w:bCs/>
+        </w:rPr>
+        <w:t>app/</w:t>
+      </w:r>
+      <w:proofErr w:type="spellStart"/>
+      <w:r>
+        <w:rPr>
+          <w:b/>
+          <w:bCs/>
+        </w:rPr>
+        <w:t>src</w:t>
+      </w:r>
+      <w:proofErr w:type="spellEnd"/>
+      <w:r>
+        <w:rPr>
+          <w:b/>
+          <w:bCs/>
+        </w:rPr>
+        <w:t>/test</w:t>
+      </w:r>
+      <w:r>
+        <w:rPr>
+          <w:b/>
+          <w:bCs/>
+        </w:rPr>
+        <w:t>/java/project_645/DB files</w:t>
+      </w:r>
+      <w:r>
+        <w:t>,</w:t>
       </w:r>
     </w:p>
     <w:p>
@@ -2385,7 +2426,6 @@
           <w:b/>
           <w:bCs/>
         </w:rPr>
-        <w:lastRenderedPageBreak/>
         <w:t>5. Execution</w:t>
       </w:r>
     </w:p>
@@ -2801,10 +2841,7 @@
       </w:pPr>
       <w:r>
         <w:lastRenderedPageBreak/>
-        <w:t xml:space="preserve">If you would like to populate the file with entries, which is necessary for </w:t>
-      </w:r>
-      <w:r>
-        <w:t>“</w:t>
+        <w:t>If you would like to populate the file with entries, which is necessary for “</w:t>
       </w:r>
       <w:proofErr w:type="spellStart"/>
       <w:r>
@@ -2812,13 +2849,7 @@
       </w:r>
       <w:proofErr w:type="spellEnd"/>
       <w:r>
-        <w:t>”</w:t>
-      </w:r>
-      <w:r>
-        <w:t xml:space="preserve"> to run, do so by calling </w:t>
-      </w:r>
-      <w:r>
-        <w:t>“</w:t>
+        <w:t>” to run, do so by calling “</w:t>
       </w:r>
       <w:proofErr w:type="spellStart"/>
       <w:r>
@@ -2826,13 +2857,7 @@
       </w:r>
       <w:proofErr w:type="spellEnd"/>
       <w:r>
-        <w:t>()</w:t>
-      </w:r>
-      <w:r>
-        <w:t xml:space="preserve">” </w:t>
-      </w:r>
-      <w:r>
-        <w:t xml:space="preserve">, which populates the disk with as many records as provided with the </w:t>
+        <w:t xml:space="preserve">()” , which populates the disk with as many records as provided with the </w:t>
       </w:r>
       <w:proofErr w:type="spellStart"/>
       <w:r>
@@ -2840,13 +2865,7 @@
       </w:r>
       <w:proofErr w:type="spellEnd"/>
       <w:r>
-        <w:t xml:space="preserve"> file for movie info at the provided file</w:t>
-      </w:r>
-      <w:r>
-        <w:t xml:space="preserve"> </w:t>
-      </w:r>
-      <w:r>
-        <w:t>path. This will store records continuously in a packed data format up until record n, meaning that all pages will be completely populated except for the last one if a non-multiple of 105 is passed, otherwise, all pages will be completely populated.</w:t>
+        <w:t xml:space="preserve"> file for movie info at the provided file path. This will store records continuously in a packed data format up until record n, meaning that all pages will be completely populated except for the last one if a non-multiple of 105 is passed, otherwise, all pages will be completely populated.</w:t>
       </w:r>
     </w:p>
     <w:p>
@@ -2945,6 +2964,9 @@
         <w:t>We have written the UTs to cover the above files and below is the summary of the coverage.</w:t>
       </w:r>
       <w:r>
+        <w:rPr>
+          <w:noProof/>
+        </w:rPr>
         <w:drawing>
           <wp:inline distT="0" distB="0" distL="0" distR="0" wp14:anchorId="5AF4ADBF" wp14:editId="7D758290">
             <wp:extent cx="5731510" cy="1939290"/>
@@ -4007,17 +4029,8 @@
                                 <w:b/>
                                 <w:bCs/>
                               </w:rPr>
-                              <w:t xml:space="preserve"> </w:t>
+                              <w:t xml:space="preserve"> Carel</w:t>
                             </w:r>
-                            <w:proofErr w:type="spellStart"/>
-                            <w:r>
-                              <w:rPr>
-                                <w:b/>
-                                <w:bCs/>
-                              </w:rPr>
-                              <w:t>Carel</w:t>
-                            </w:r>
-                            <w:proofErr w:type="spellEnd"/>
                             <w:r>
                               <w:t>: Page class and file I/O</w:t>
                             </w:r>
@@ -4036,7 +4049,6 @@
                               </w:numPr>
                               <w:jc w:val="both"/>
                             </w:pPr>
-                            <w:proofErr w:type="spellStart"/>
                             <w:r>
                               <w:rPr>
                                 <w:b/>
@@ -4044,7 +4056,6 @@
                               </w:rPr>
                               <w:t>Rithika</w:t>
                             </w:r>
-                            <w:proofErr w:type="spellEnd"/>
                             <w:r>
                               <w:rPr>
                                 <w:b/>
@@ -4152,8 +4163,7 @@
           </mc:Choice>
           <mc:Fallback>
             <w:pict>
-              <v:shape w14:anchorId="22E6D567" id="Text Box 1" o:spid="_x0000_s1027" type="#_x0000_t202" style="position:absolute;left:0;text-align:left;margin-left:0;margin-top:0;width:2in;height:2in;z-index:251661312;visibility:visible;mso-wrap-style:none;mso-wrap-distance-left:9pt;mso-wrap-distance-top:0;mso-wrap-distance-right:9pt;mso-wrap-distance-bottom:0;mso-position-horizontal:absolute;mso-position-horizontal-relative:text;mso-position-vertical:absolute;mso-position-vertical-relative:text;v-text-anchor:top" o:gfxdata="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" filled="f" strokeweight=".5pt">
-                <v:fill o:detectmouseclick="t"/>
+              <v:shape w14:anchorId="22E6D567" id="Text Box 1" o:spid="_x0000_s1027" type="#_x0000_t202" style="position:absolute;left:0;text-align:left;margin-left:0;margin-top:0;width:2in;height:2in;z-index:251661312;visibility:visible;mso-wrap-style:none;mso-wrap-distance-left:9pt;mso-wrap-distance-top:0;mso-wrap-distance-right:9pt;mso-wrap-distance-bottom:0;mso-position-horizontal:absolute;mso-position-horizontal-relative:text;mso-position-vertical:absolute;mso-position-vertical-relative:text;v-text-anchor:top" o:gfxdata="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" filled="f" strokeweight=".5pt">
                 <v:textbox style="mso-fit-shape-to-text:t">
                   <w:txbxContent>
                     <w:p>
@@ -4227,17 +4237,8 @@
                           <w:b/>
                           <w:bCs/>
                         </w:rPr>
-                        <w:t xml:space="preserve"> </w:t>
+                        <w:t xml:space="preserve"> Carel</w:t>
                       </w:r>
-                      <w:proofErr w:type="spellStart"/>
-                      <w:r>
-                        <w:rPr>
-                          <w:b/>
-                          <w:bCs/>
-                        </w:rPr>
-                        <w:t>Carel</w:t>
-                      </w:r>
-                      <w:proofErr w:type="spellEnd"/>
                       <w:r>
                         <w:t>: Page class and file I/O</w:t>
                       </w:r>
@@ -4256,7 +4257,6 @@
                         </w:numPr>
                         <w:jc w:val="both"/>
                       </w:pPr>
-                      <w:proofErr w:type="spellStart"/>
                       <w:r>
                         <w:rPr>
                           <w:b/>
@@ -4264,7 +4264,6 @@
                         </w:rPr>
                         <w:t>Rithika</w:t>
                       </w:r>
-                      <w:proofErr w:type="spellEnd"/>
                       <w:r>
                         <w:rPr>
                           <w:b/>
@@ -4386,7 +4385,7 @@
 </file>
 
 <file path=word/numbering.xml><?xml version="1.0" encoding="utf-8"?>
-<w:numbering xmlns:wpc="http://schemas.microsoft.com/office/word/2010/wordprocessingCanvas" xmlns:cx="http://schemas.microsoft.com/office/drawing/2014/chartex" xmlns:cx1="http://schemas.microsoft.com/office/drawing/2015/9/8/chartex" xmlns:cx2="http://schemas.microsoft.com/office/drawing/2015/10/21/chartex" xmlns:cx3="http://schemas.microsoft.com/office/drawing/2016/5/9/chartex" xmlns:cx4="http://schemas.microsoft.com/office/drawing/2016/5/10/chartex" xmlns:cx5="http://schemas.microsoft.com/office/drawing/2016/5/11/chartex" xmlns:cx6="http://schemas.microsoft.com/office/drawing/2016/5/12/chartex" xmlns:cx7="http://schemas.microsoft.com/office/drawing/2016/5/13/chartex" xmlns:cx8="http://schemas.microsoft.com/office/drawing/2016/5/14/chartex" xmlns:mc="http://schemas.openxmlformats.org/markup-compatibility/2006" xmlns:aink="http://schemas.microsoft.com/office/drawing/2016/ink" xmlns:am3d="http://schemas.microsoft.com/office/drawing/2017/model3d" xmlns:o="urn:schemas-microsoft-com:office:office" xmlns:oel="http://schemas.microsoft.com/office/2019/extlst" xmlns:r="http://schemas.openxmlformats.org/officeDocument/2006/relationships" xmlns:m="http://schemas.openxmlformats.org/officeDocument/2006/math" xmlns:v="urn:schemas-microsoft-com:vml" xmlns:wp14="http://schemas.microsoft.com/office/word/2010/wordprocessingDrawing" xmlns:wp="http://schemas.openxmlformats.org/drawingml/2006/wordprocessingDrawing" xmlns:w10="urn:schemas-microsoft-com:office:word" xmlns:w="http://schemas.openxmlformats.org/wordprocessingml/2006/main" xmlns:w14="http://schemas.microsoft.com/office/word/2010/wordml" xmlns:w15="http://schemas.microsoft.com/office/word/2012/wordml" xmlns:w16cex="http://schemas.microsoft.com/office/word/2018/wordml/cex" xmlns:w16cid="http://schemas.microsoft.com/office/word/2016/wordml/cid" xmlns:w16="http://schemas.microsoft.com/office/word/2018/wordml" xmlns:w16sdtdh="http://schemas.microsoft.com/office/word/2020/wordml/sdtdatahash" xmlns:w16se="http://schemas.microsoft.com/office/word/2015/wordml/symex" xmlns:wpg="http://schemas.microsoft.com/office/word/2010/wordprocessingGroup" xmlns:wpi="http://schemas.microsoft.com/office/word/2010/wordprocessingInk" xmlns:wne="http://schemas.microsoft.com/office/word/2006/wordml" xmlns:wps="http://schemas.microsoft.com/office/word/2010/wordprocessingShape" mc:Ignorable="w14 w15 w16se w16cid w16 w16cex w16sdtdh wp14">
+<w:numbering xmlns:wpc="http://schemas.microsoft.com/office/word/2010/wordprocessingCanvas" xmlns:cx="http://schemas.microsoft.com/office/drawing/2014/chartex" xmlns:cx1="http://schemas.microsoft.com/office/drawing/2015/9/8/chartex" xmlns:cx2="http://schemas.microsoft.com/office/drawing/2015/10/21/chartex" xmlns:cx3="http://schemas.microsoft.com/office/drawing/2016/5/9/chartex" xmlns:cx4="http://schemas.microsoft.com/office/drawing/2016/5/10/chartex" xmlns:cx5="http://schemas.microsoft.com/office/drawing/2016/5/11/chartex" xmlns:cx6="http://schemas.microsoft.com/office/drawing/2016/5/12/chartex" xmlns:cx7="http://schemas.microsoft.com/office/drawing/2016/5/13/chartex" xmlns:cx8="http://schemas.microsoft.com/office/drawing/2016/5/14/chartex" xmlns:mc="http://schemas.openxmlformats.org/markup-compatibility/2006" xmlns:aink="http://schemas.microsoft.com/office/drawing/2016/ink" xmlns:am3d="http://schemas.microsoft.com/office/drawing/2017/model3d" xmlns:o="urn:schemas-microsoft-com:office:office" xmlns:oel="http://schemas.microsoft.com/office/2019/extlst" xmlns:r="http://schemas.openxmlformats.org/officeDocument/2006/relationships" xmlns:m="http://schemas.openxmlformats.org/officeDocument/2006/math" xmlns:v="urn:schemas-microsoft-com:vml" xmlns:wp14="http://schemas.microsoft.com/office/word/2010/wordprocessingDrawing" xmlns:wp="http://schemas.openxmlformats.org/drawingml/2006/wordprocessingDrawing" xmlns:w10="urn:schemas-microsoft-com:office:word" xmlns:w="http://schemas.openxmlformats.org/wordprocessingml/2006/main" xmlns:w14="http://schemas.microsoft.com/office/word/2010/wordml" xmlns:w15="http://schemas.microsoft.com/office/word/2012/wordml" xmlns:w16cex="http://schemas.microsoft.com/office/word/2018/wordml/cex" xmlns:w16cid="http://schemas.microsoft.com/office/word/2016/wordml/cid" xmlns:w16="http://schemas.microsoft.com/office/word/2018/wordml" xmlns:w16du="http://schemas.microsoft.com/office/word/2023/wordml/word16du" xmlns:w16sdtdh="http://schemas.microsoft.com/office/word/2020/wordml/sdtdatahash" xmlns:w16sdtfl="http://schemas.microsoft.com/office/word/2024/wordml/sdtformatlock" xmlns:w16se="http://schemas.microsoft.com/office/word/2015/wordml/symex" xmlns:wpg="http://schemas.microsoft.com/office/word/2010/wordprocessingGroup" xmlns:wpi="http://schemas.microsoft.com/office/word/2010/wordprocessingInk" xmlns:wne="http://schemas.microsoft.com/office/word/2006/wordml" xmlns:wps="http://schemas.microsoft.com/office/word/2010/wordprocessingShape" mc:Ignorable="w14 w15 w16se w16cid w16 w16cex w16sdtdh w16sdtfl w16du wp14">
   <w:abstractNum w:abstractNumId="0" w15:restartNumberingAfterBreak="0">
     <w:nsid w:val="03411414"/>
     <w:multiLevelType w:val="hybridMultilevel"/>
@@ -6675,7 +6674,7 @@
 </file>
 
 <file path=word/styles.xml><?xml version="1.0" encoding="utf-8"?>
-<w:styles xmlns:mc="http://schemas.openxmlformats.org/markup-compatibility/2006" xmlns:r="http://schemas.openxmlformats.org/officeDocument/2006/relationships" xmlns:w="http://schemas.openxmlformats.org/wordprocessingml/2006/main" xmlns:w14="http://schemas.microsoft.com/office/word/2010/wordml" xmlns:w15="http://schemas.microsoft.com/office/word/2012/wordml" xmlns:w16cex="http://schemas.microsoft.com/office/word/2018/wordml/cex" xmlns:w16cid="http://schemas.microsoft.com/office/word/2016/wordml/cid" xmlns:w16="http://schemas.microsoft.com/office/word/2018/wordml" xmlns:w16sdtdh="http://schemas.microsoft.com/office/word/2020/wordml/sdtdatahash" xmlns:w16se="http://schemas.microsoft.com/office/word/2015/wordml/symex" mc:Ignorable="w14 w15 w16se w16cid w16 w16cex w16sdtdh">
+<w:styles xmlns:mc="http://schemas.openxmlformats.org/markup-compatibility/2006" xmlns:r="http://schemas.openxmlformats.org/officeDocument/2006/relationships" xmlns:w="http://schemas.openxmlformats.org/wordprocessingml/2006/main" xmlns:w14="http://schemas.microsoft.com/office/word/2010/wordml" xmlns:w15="http://schemas.microsoft.com/office/word/2012/wordml" xmlns:w16cex="http://schemas.microsoft.com/office/word/2018/wordml/cex" xmlns:w16cid="http://schemas.microsoft.com/office/word/2016/wordml/cid" xmlns:w16="http://schemas.microsoft.com/office/word/2018/wordml" xmlns:w16du="http://schemas.microsoft.com/office/word/2023/wordml/word16du" xmlns:w16sdtdh="http://schemas.microsoft.com/office/word/2020/wordml/sdtdatahash" xmlns:w16sdtfl="http://schemas.microsoft.com/office/word/2024/wordml/sdtformatlock" xmlns:w16se="http://schemas.microsoft.com/office/word/2015/wordml/symex" mc:Ignorable="w14 w15 w16se w16cid w16 w16cex w16sdtdh w16sdtfl w16du">
   <w:docDefaults>
     <w:rPrDefault>
       <w:rPr>
